--- a/04-Development-and-Quality-Assurance/Poster/Sections/09 Key Challenges.docx
+++ b/04-Development-and-Quality-Assurance/Poster/Sections/09 Key Challenges.docx
@@ -76,16 +76,38 @@
         <w:t xml:space="preserve"> crashing due to open-source Nouveau GPU driver, which delayed project </w:t>
       </w:r>
       <w:r>
-        <w:t>schedule. B</w:t>
-      </w:r>
-      <w:r>
+        <w:t xml:space="preserve">schedule. </w:t>
+      </w:r>
+      <w:r>
+        <w:rPr>
+          <w:b/>
+          <w:bCs/>
+        </w:rPr>
+        <w:t>B</w:t>
+      </w:r>
+      <w:r>
+        <w:rPr>
+          <w:b/>
+          <w:bCs/>
+        </w:rPr>
         <w:t xml:space="preserve">lacklisted </w:t>
       </w:r>
       <w:r>
+        <w:rPr>
+          <w:b/>
+          <w:bCs/>
+        </w:rPr>
         <w:t xml:space="preserve">and removed </w:t>
       </w:r>
       <w:r>
-        <w:t xml:space="preserve">the Nouveau driver to prevent </w:t>
+        <w:rPr>
+          <w:b/>
+          <w:bCs/>
+        </w:rPr>
+        <w:t>the Nouveau driver</w:t>
+      </w:r>
+      <w:r>
+        <w:t xml:space="preserve"> to prevent </w:t>
       </w:r>
       <w:r>
         <w:t xml:space="preserve">further </w:t>
@@ -127,13 +149,13 @@
         <w:t>clock time</w:t>
       </w:r>
       <w:r>
-        <w:t>, resulting in inaccurate data</w:t>
-      </w:r>
-      <w:r>
-        <w:t xml:space="preserve"> early on</w:t>
-      </w:r>
-      <w:r>
-        <w:t xml:space="preserve">. Configured </w:t>
+        <w:t>, resulting in inaccurate</w:t>
+      </w:r>
+      <w:r>
+        <w:t xml:space="preserve"> delay</w:t>
+      </w:r>
+      <w:r>
+        <w:t xml:space="preserve"> data. Configured </w:t>
       </w:r>
       <w:r>
         <w:rPr>

--- a/04-Development-and-Quality-Assurance/Poster/Sections/09 Key Challenges.docx
+++ b/04-Development-and-Quality-Assurance/Poster/Sections/09 Key Challenges.docx
@@ -251,7 +251,13 @@
         <w:t>hallenges</w:t>
       </w:r>
       <w:r>
-        <w:t xml:space="preserve">: Most members live far from the campus, making coordination and collaboration challenging. Having </w:t>
+        <w:t>: Most members live far fro</w:t>
+      </w:r>
+      <w:r>
+        <w:t>m</w:t>
+      </w:r>
+      <w:r>
+        <w:t xml:space="preserve"> campus, making coordination and collaboration challenging. Having </w:t>
       </w:r>
       <w:r>
         <w:rPr>

--- a/04-Development-and-Quality-Assurance/Poster/Sections/09 Key Challenges.docx
+++ b/04-Development-and-Quality-Assurance/Poster/Sections/09 Key Challenges.docx
@@ -221,78 +221,202 @@
           <w:ilvl w:val="0"/>
           <w:numId w:val="2"/>
         </w:numPr>
-      </w:pPr>
-      <w:r>
-        <w:rPr>
-          <w:b/>
-          <w:bCs/>
+        <w:rPr/>
+      </w:pPr>
+      <w:r>
+        <w:rPr>
+          <w:b w:val="1"/>
+          <w:bCs w:val="1"/>
         </w:rPr>
         <w:t>Collaboration</w:t>
       </w:r>
       <w:r>
         <w:rPr>
-          <w:b/>
-          <w:bCs/>
+          <w:b w:val="1"/>
+          <w:bCs w:val="1"/>
         </w:rPr>
         <w:t xml:space="preserve"> </w:t>
       </w:r>
       <w:r>
         <w:rPr>
-          <w:b/>
-          <w:bCs/>
+          <w:b w:val="1"/>
+          <w:bCs w:val="1"/>
         </w:rPr>
         <w:t>C</w:t>
       </w:r>
       <w:r>
         <w:rPr>
-          <w:b/>
-          <w:bCs/>
+          <w:b w:val="1"/>
+          <w:bCs w:val="1"/>
         </w:rPr>
         <w:t>hallenges</w:t>
       </w:r>
       <w:r>
+        <w:rPr/>
         <w:t>: Most members live far fro</w:t>
       </w:r>
       <w:r>
+        <w:rPr/>
         <w:t>m</w:t>
       </w:r>
       <w:r>
+        <w:rPr/>
         <w:t xml:space="preserve"> campus, making coordination and collaboration challenging. Having </w:t>
       </w:r>
       <w:r>
         <w:rPr>
-          <w:b/>
-          <w:bCs/>
+          <w:b w:val="1"/>
+          <w:bCs w:val="1"/>
         </w:rPr>
         <w:t>open communication</w:t>
       </w:r>
       <w:r>
+        <w:rPr/>
         <w:t xml:space="preserve"> through online </w:t>
       </w:r>
       <w:r>
+        <w:rPr/>
         <w:t xml:space="preserve">chat </w:t>
       </w:r>
       <w:r>
+        <w:rPr/>
         <w:t xml:space="preserve">was essential for effective planning to </w:t>
       </w:r>
       <w:r>
+        <w:rPr/>
         <w:t xml:space="preserve">keep </w:t>
       </w:r>
       <w:r>
+        <w:rPr/>
         <w:t xml:space="preserve">members </w:t>
       </w:r>
       <w:r>
+        <w:rPr/>
         <w:t xml:space="preserve">updated </w:t>
       </w:r>
       <w:r>
+        <w:rPr/>
         <w:t xml:space="preserve">and involved </w:t>
       </w:r>
       <w:r>
+        <w:rPr/>
         <w:t>with the project progress.</w:t>
+      </w:r>
+    </w:p>
+    <w:p/>
+    <w:p>
+      <w:r>
+        <w:rPr/>
+        <w:t>Edited for poster:</w:t>
+      </w:r>
+    </w:p>
+    <w:p>
+      <w:pPr>
+        <w:rPr>
+          <w:rFonts w:ascii="Aptos" w:hAnsi="Aptos" w:eastAsia="Aptos" w:cs="Aptos"/>
+          <w:b w:val="0"/>
+          <w:bCs w:val="0"/>
+          <w:noProof w:val="0"/>
+          <w:sz w:val="24"/>
+          <w:szCs w:val="24"/>
+          <w:lang w:val="en-NZ"/>
+        </w:rPr>
+      </w:pPr>
+      <w:r>
+        <w:rPr/>
+        <w:t>Technical Issue</w:t>
+      </w:r>
+    </w:p>
+    <w:p>
+      <w:pPr>
+        <w:rPr>
+          <w:rFonts w:ascii="Aptos" w:hAnsi="Aptos" w:eastAsia="Aptos" w:cs="Aptos"/>
+          <w:b w:val="0"/>
+          <w:bCs w:val="0"/>
+          <w:noProof w:val="0"/>
+          <w:sz w:val="24"/>
+          <w:szCs w:val="24"/>
+          <w:lang w:val="en-NZ"/>
+        </w:rPr>
+      </w:pPr>
+      <w:r>
+        <w:rPr>
+          <w:rFonts w:ascii="Aptos" w:hAnsi="Aptos" w:eastAsia="Aptos" w:cs="Aptos"/>
+          <w:b w:val="0"/>
+          <w:bCs w:val="0"/>
+          <w:noProof w:val="0"/>
+          <w:sz w:val="24"/>
+          <w:szCs w:val="24"/>
+          <w:lang w:val="en-NZ"/>
+        </w:rPr>
+        <w:t>Router-configured PCs crashed due to the open-source Nouveau GPU driver, delaying the schedule. We blacklisted and removed Nouveau, preventing further crashes.</w:t>
+      </w:r>
+    </w:p>
+    <w:p>
+      <w:pPr>
+        <w:rPr>
+          <w:rFonts w:ascii="Aptos" w:hAnsi="Aptos" w:eastAsia="Aptos" w:cs="Aptos"/>
+          <w:b w:val="0"/>
+          <w:bCs w:val="0"/>
+          <w:noProof w:val="0"/>
+          <w:sz w:val="24"/>
+          <w:szCs w:val="24"/>
+          <w:lang w:val="en-NZ"/>
+        </w:rPr>
+      </w:pPr>
+    </w:p>
+    <w:p>
+      <w:pPr>
+        <w:rPr>
+          <w:rFonts w:ascii="Aptos" w:hAnsi="Aptos" w:eastAsia="Aptos" w:cs="Aptos"/>
+          <w:b w:val="0"/>
+          <w:bCs w:val="0"/>
+          <w:noProof w:val="0"/>
+          <w:sz w:val="24"/>
+          <w:szCs w:val="24"/>
+          <w:lang w:val="en-NZ"/>
+        </w:rPr>
+      </w:pPr>
+      <w:r>
+        <w:rPr>
+          <w:rFonts w:ascii="Aptos" w:hAnsi="Aptos" w:eastAsia="Aptos" w:cs="Aptos"/>
+          <w:b w:val="0"/>
+          <w:bCs w:val="0"/>
+          <w:noProof w:val="0"/>
+          <w:sz w:val="24"/>
+          <w:szCs w:val="24"/>
+          <w:lang w:val="en-NZ"/>
+        </w:rPr>
+        <w:t>Non-Technical Issue</w:t>
+      </w:r>
+    </w:p>
+    <w:p>
+      <w:pPr>
+        <w:rPr>
+          <w:rFonts w:ascii="Aptos" w:hAnsi="Aptos" w:eastAsia="Aptos" w:cs="Aptos"/>
+          <w:b w:val="0"/>
+          <w:bCs w:val="0"/>
+          <w:noProof w:val="0"/>
+          <w:sz w:val="24"/>
+          <w:szCs w:val="24"/>
+          <w:lang w:val="en-NZ"/>
+        </w:rPr>
+      </w:pPr>
+      <w:r>
+        <w:rPr>
+          <w:rFonts w:ascii="Aptos" w:hAnsi="Aptos" w:eastAsia="Aptos" w:cs="Aptos"/>
+          <w:b w:val="0"/>
+          <w:bCs w:val="0"/>
+          <w:noProof w:val="0"/>
+          <w:sz w:val="24"/>
+          <w:szCs w:val="24"/>
+          <w:lang w:val="en-NZ"/>
+        </w:rPr>
+        <w:t xml:space="preserve">Most members lived far from campus, complicating coordination. Open online communication enabled effective planning and kept everyone informed. </w:t>
       </w:r>
     </w:p>
     <w:sectPr>
-      <w:pgSz w:w="11906" w:h="16838"/>
+      <w:pgSz w:w="11906" w:h="16838" w:orient="portrait"/>
       <w:pgMar w:top="1440" w:right="1440" w:bottom="1440" w:left="1440" w:header="708" w:footer="708" w:gutter="0"/>
       <w:cols w:space="708"/>
       <w:docGrid w:linePitch="360"/>
@@ -369,7 +493,7 @@
         <w:ind w:left="720" w:hanging="360"/>
       </w:pPr>
       <w:rPr>
-        <w:rFonts w:ascii="Symbol" w:hAnsi="Symbol" w:hint="default"/>
+        <w:rFonts w:hint="default" w:ascii="Symbol" w:hAnsi="Symbol"/>
         <w:sz w:val="20"/>
       </w:rPr>
     </w:lvl>
@@ -385,7 +509,7 @@
         <w:ind w:left="1440" w:hanging="360"/>
       </w:pPr>
       <w:rPr>
-        <w:rFonts w:ascii="Courier New" w:hAnsi="Courier New" w:hint="default"/>
+        <w:rFonts w:hint="default" w:ascii="Courier New" w:hAnsi="Courier New"/>
         <w:sz w:val="20"/>
       </w:rPr>
     </w:lvl>
@@ -401,7 +525,7 @@
         <w:ind w:left="2160" w:hanging="360"/>
       </w:pPr>
       <w:rPr>
-        <w:rFonts w:ascii="Wingdings" w:hAnsi="Wingdings" w:hint="default"/>
+        <w:rFonts w:hint="default" w:ascii="Wingdings" w:hAnsi="Wingdings"/>
         <w:sz w:val="20"/>
       </w:rPr>
     </w:lvl>
@@ -417,7 +541,7 @@
         <w:ind w:left="2880" w:hanging="360"/>
       </w:pPr>
       <w:rPr>
-        <w:rFonts w:ascii="Wingdings" w:hAnsi="Wingdings" w:hint="default"/>
+        <w:rFonts w:hint="default" w:ascii="Wingdings" w:hAnsi="Wingdings"/>
         <w:sz w:val="20"/>
       </w:rPr>
     </w:lvl>
@@ -433,7 +557,7 @@
         <w:ind w:left="3600" w:hanging="360"/>
       </w:pPr>
       <w:rPr>
-        <w:rFonts w:ascii="Wingdings" w:hAnsi="Wingdings" w:hint="default"/>
+        <w:rFonts w:hint="default" w:ascii="Wingdings" w:hAnsi="Wingdings"/>
         <w:sz w:val="20"/>
       </w:rPr>
     </w:lvl>
@@ -449,7 +573,7 @@
         <w:ind w:left="4320" w:hanging="360"/>
       </w:pPr>
       <w:rPr>
-        <w:rFonts w:ascii="Wingdings" w:hAnsi="Wingdings" w:hint="default"/>
+        <w:rFonts w:hint="default" w:ascii="Wingdings" w:hAnsi="Wingdings"/>
         <w:sz w:val="20"/>
       </w:rPr>
     </w:lvl>
@@ -465,7 +589,7 @@
         <w:ind w:left="5040" w:hanging="360"/>
       </w:pPr>
       <w:rPr>
-        <w:rFonts w:ascii="Wingdings" w:hAnsi="Wingdings" w:hint="default"/>
+        <w:rFonts w:hint="default" w:ascii="Wingdings" w:hAnsi="Wingdings"/>
         <w:sz w:val="20"/>
       </w:rPr>
     </w:lvl>
@@ -481,7 +605,7 @@
         <w:ind w:left="5760" w:hanging="360"/>
       </w:pPr>
       <w:rPr>
-        <w:rFonts w:ascii="Wingdings" w:hAnsi="Wingdings" w:hint="default"/>
+        <w:rFonts w:hint="default" w:ascii="Wingdings" w:hAnsi="Wingdings"/>
         <w:sz w:val="20"/>
       </w:rPr>
     </w:lvl>
@@ -497,7 +621,7 @@
         <w:ind w:left="6480" w:hanging="360"/>
       </w:pPr>
       <w:rPr>
-        <w:rFonts w:ascii="Wingdings" w:hAnsi="Wingdings" w:hint="default"/>
+        <w:rFonts w:hint="default" w:ascii="Wingdings" w:hAnsi="Wingdings"/>
         <w:sz w:val="20"/>
       </w:rPr>
     </w:lvl>
@@ -518,7 +642,7 @@
         <w:ind w:left="720" w:hanging="360"/>
       </w:pPr>
       <w:rPr>
-        <w:rFonts w:ascii="Symbol" w:hAnsi="Symbol" w:hint="default"/>
+        <w:rFonts w:hint="default" w:ascii="Symbol" w:hAnsi="Symbol"/>
         <w:sz w:val="20"/>
       </w:rPr>
     </w:lvl>
@@ -534,7 +658,7 @@
         <w:ind w:left="1440" w:hanging="360"/>
       </w:pPr>
       <w:rPr>
-        <w:rFonts w:ascii="Courier New" w:hAnsi="Courier New" w:hint="default"/>
+        <w:rFonts w:hint="default" w:ascii="Courier New" w:hAnsi="Courier New"/>
         <w:sz w:val="20"/>
       </w:rPr>
     </w:lvl>
@@ -550,7 +674,7 @@
         <w:ind w:left="2160" w:hanging="360"/>
       </w:pPr>
       <w:rPr>
-        <w:rFonts w:ascii="Wingdings" w:hAnsi="Wingdings" w:hint="default"/>
+        <w:rFonts w:hint="default" w:ascii="Wingdings" w:hAnsi="Wingdings"/>
         <w:sz w:val="20"/>
       </w:rPr>
     </w:lvl>
@@ -566,7 +690,7 @@
         <w:ind w:left="2880" w:hanging="360"/>
       </w:pPr>
       <w:rPr>
-        <w:rFonts w:ascii="Wingdings" w:hAnsi="Wingdings" w:hint="default"/>
+        <w:rFonts w:hint="default" w:ascii="Wingdings" w:hAnsi="Wingdings"/>
         <w:sz w:val="20"/>
       </w:rPr>
     </w:lvl>
@@ -582,7 +706,7 @@
         <w:ind w:left="3600" w:hanging="360"/>
       </w:pPr>
       <w:rPr>
-        <w:rFonts w:ascii="Wingdings" w:hAnsi="Wingdings" w:hint="default"/>
+        <w:rFonts w:hint="default" w:ascii="Wingdings" w:hAnsi="Wingdings"/>
         <w:sz w:val="20"/>
       </w:rPr>
     </w:lvl>
@@ -598,7 +722,7 @@
         <w:ind w:left="4320" w:hanging="360"/>
       </w:pPr>
       <w:rPr>
-        <w:rFonts w:ascii="Wingdings" w:hAnsi="Wingdings" w:hint="default"/>
+        <w:rFonts w:hint="default" w:ascii="Wingdings" w:hAnsi="Wingdings"/>
         <w:sz w:val="20"/>
       </w:rPr>
     </w:lvl>
@@ -614,7 +738,7 @@
         <w:ind w:left="5040" w:hanging="360"/>
       </w:pPr>
       <w:rPr>
-        <w:rFonts w:ascii="Wingdings" w:hAnsi="Wingdings" w:hint="default"/>
+        <w:rFonts w:hint="default" w:ascii="Wingdings" w:hAnsi="Wingdings"/>
         <w:sz w:val="20"/>
       </w:rPr>
     </w:lvl>
@@ -630,7 +754,7 @@
         <w:ind w:left="5760" w:hanging="360"/>
       </w:pPr>
       <w:rPr>
-        <w:rFonts w:ascii="Wingdings" w:hAnsi="Wingdings" w:hint="default"/>
+        <w:rFonts w:hint="default" w:ascii="Wingdings" w:hAnsi="Wingdings"/>
         <w:sz w:val="20"/>
       </w:rPr>
     </w:lvl>
@@ -646,7 +770,7 @@
         <w:ind w:left="6480" w:hanging="360"/>
       </w:pPr>
       <w:rPr>
-        <w:rFonts w:ascii="Wingdings" w:hAnsi="Wingdings" w:hint="default"/>
+        <w:rFonts w:hint="default" w:ascii="Wingdings" w:hAnsi="Wingdings"/>
         <w:sz w:val="20"/>
       </w:rPr>
     </w:lvl>
@@ -665,7 +789,7 @@
   <w:docDefaults>
     <w:rPrDefault>
       <w:rPr>
-        <w:rFonts w:asciiTheme="minorHAnsi" w:eastAsiaTheme="minorHAnsi" w:hAnsiTheme="minorHAnsi" w:cstheme="minorBidi"/>
+        <w:rFonts w:asciiTheme="minorHAnsi" w:hAnsiTheme="minorHAnsi" w:eastAsiaTheme="minorHAnsi" w:cstheme="minorBidi"/>
         <w:kern w:val="2"/>
         <w:sz w:val="24"/>
         <w:szCs w:val="24"/>
@@ -682,14 +806,14 @@
   <w:latentStyles w:defLockedState="0" w:defUIPriority="99" w:defSemiHidden="0" w:defUnhideWhenUsed="0" w:defQFormat="0" w:count="376">
     <w:lsdException w:name="Normal" w:uiPriority="0" w:qFormat="1"/>
     <w:lsdException w:name="heading 1" w:uiPriority="9" w:qFormat="1"/>
-    <w:lsdException w:name="heading 2" w:semiHidden="1" w:uiPriority="9" w:unhideWhenUsed="1" w:qFormat="1"/>
-    <w:lsdException w:name="heading 3" w:semiHidden="1" w:uiPriority="9" w:unhideWhenUsed="1" w:qFormat="1"/>
-    <w:lsdException w:name="heading 4" w:semiHidden="1" w:uiPriority="9" w:unhideWhenUsed="1" w:qFormat="1"/>
-    <w:lsdException w:name="heading 5" w:semiHidden="1" w:uiPriority="9" w:unhideWhenUsed="1" w:qFormat="1"/>
-    <w:lsdException w:name="heading 6" w:semiHidden="1" w:uiPriority="9" w:unhideWhenUsed="1" w:qFormat="1"/>
-    <w:lsdException w:name="heading 7" w:semiHidden="1" w:uiPriority="9" w:unhideWhenUsed="1" w:qFormat="1"/>
-    <w:lsdException w:name="heading 8" w:semiHidden="1" w:uiPriority="9" w:unhideWhenUsed="1" w:qFormat="1"/>
-    <w:lsdException w:name="heading 9" w:semiHidden="1" w:uiPriority="9" w:unhideWhenUsed="1" w:qFormat="1"/>
+    <w:lsdException w:name="heading 2" w:uiPriority="9" w:semiHidden="1" w:unhideWhenUsed="1" w:qFormat="1"/>
+    <w:lsdException w:name="heading 3" w:uiPriority="9" w:semiHidden="1" w:unhideWhenUsed="1" w:qFormat="1"/>
+    <w:lsdException w:name="heading 4" w:uiPriority="9" w:semiHidden="1" w:unhideWhenUsed="1" w:qFormat="1"/>
+    <w:lsdException w:name="heading 5" w:uiPriority="9" w:semiHidden="1" w:unhideWhenUsed="1" w:qFormat="1"/>
+    <w:lsdException w:name="heading 6" w:uiPriority="9" w:semiHidden="1" w:unhideWhenUsed="1" w:qFormat="1"/>
+    <w:lsdException w:name="heading 7" w:uiPriority="9" w:semiHidden="1" w:unhideWhenUsed="1" w:qFormat="1"/>
+    <w:lsdException w:name="heading 8" w:uiPriority="9" w:semiHidden="1" w:unhideWhenUsed="1" w:qFormat="1"/>
+    <w:lsdException w:name="heading 9" w:uiPriority="9" w:semiHidden="1" w:unhideWhenUsed="1" w:qFormat="1"/>
     <w:lsdException w:name="index 1" w:semiHidden="1" w:unhideWhenUsed="1"/>
     <w:lsdException w:name="index 2" w:semiHidden="1" w:unhideWhenUsed="1"/>
     <w:lsdException w:name="index 3" w:semiHidden="1" w:unhideWhenUsed="1"/>
@@ -699,22 +823,22 @@
     <w:lsdException w:name="index 7" w:semiHidden="1" w:unhideWhenUsed="1"/>
     <w:lsdException w:name="index 8" w:semiHidden="1" w:unhideWhenUsed="1"/>
     <w:lsdException w:name="index 9" w:semiHidden="1" w:unhideWhenUsed="1"/>
-    <w:lsdException w:name="toc 1" w:semiHidden="1" w:uiPriority="39" w:unhideWhenUsed="1"/>
-    <w:lsdException w:name="toc 2" w:semiHidden="1" w:uiPriority="39" w:unhideWhenUsed="1"/>
-    <w:lsdException w:name="toc 3" w:semiHidden="1" w:uiPriority="39" w:unhideWhenUsed="1"/>
-    <w:lsdException w:name="toc 4" w:semiHidden="1" w:uiPriority="39" w:unhideWhenUsed="1"/>
-    <w:lsdException w:name="toc 5" w:semiHidden="1" w:uiPriority="39" w:unhideWhenUsed="1"/>
-    <w:lsdException w:name="toc 6" w:semiHidden="1" w:uiPriority="39" w:unhideWhenUsed="1"/>
-    <w:lsdException w:name="toc 7" w:semiHidden="1" w:uiPriority="39" w:unhideWhenUsed="1"/>
-    <w:lsdException w:name="toc 8" w:semiHidden="1" w:uiPriority="39" w:unhideWhenUsed="1"/>
-    <w:lsdException w:name="toc 9" w:semiHidden="1" w:uiPriority="39" w:unhideWhenUsed="1"/>
+    <w:lsdException w:name="toc 1" w:uiPriority="39" w:semiHidden="1" w:unhideWhenUsed="1"/>
+    <w:lsdException w:name="toc 2" w:uiPriority="39" w:semiHidden="1" w:unhideWhenUsed="1"/>
+    <w:lsdException w:name="toc 3" w:uiPriority="39" w:semiHidden="1" w:unhideWhenUsed="1"/>
+    <w:lsdException w:name="toc 4" w:uiPriority="39" w:semiHidden="1" w:unhideWhenUsed="1"/>
+    <w:lsdException w:name="toc 5" w:uiPriority="39" w:semiHidden="1" w:unhideWhenUsed="1"/>
+    <w:lsdException w:name="toc 6" w:uiPriority="39" w:semiHidden="1" w:unhideWhenUsed="1"/>
+    <w:lsdException w:name="toc 7" w:uiPriority="39" w:semiHidden="1" w:unhideWhenUsed="1"/>
+    <w:lsdException w:name="toc 8" w:uiPriority="39" w:semiHidden="1" w:unhideWhenUsed="1"/>
+    <w:lsdException w:name="toc 9" w:uiPriority="39" w:semiHidden="1" w:unhideWhenUsed="1"/>
     <w:lsdException w:name="Normal Indent" w:semiHidden="1" w:unhideWhenUsed="1"/>
     <w:lsdException w:name="footnote text" w:semiHidden="1" w:unhideWhenUsed="1"/>
     <w:lsdException w:name="annotation text" w:semiHidden="1" w:unhideWhenUsed="1"/>
     <w:lsdException w:name="header" w:semiHidden="1" w:unhideWhenUsed="1"/>
     <w:lsdException w:name="footer" w:semiHidden="1" w:unhideWhenUsed="1"/>
     <w:lsdException w:name="index heading" w:semiHidden="1" w:unhideWhenUsed="1"/>
-    <w:lsdException w:name="caption" w:semiHidden="1" w:uiPriority="35" w:unhideWhenUsed="1" w:qFormat="1"/>
+    <w:lsdException w:name="caption" w:uiPriority="35" w:semiHidden="1" w:unhideWhenUsed="1" w:qFormat="1"/>
     <w:lsdException w:name="table of figures" w:semiHidden="1" w:unhideWhenUsed="1"/>
     <w:lsdException w:name="envelope address" w:semiHidden="1" w:unhideWhenUsed="1"/>
     <w:lsdException w:name="envelope return" w:semiHidden="1" w:unhideWhenUsed="1"/>
@@ -745,7 +869,7 @@
     <w:lsdException w:name="Title" w:uiPriority="10" w:qFormat="1"/>
     <w:lsdException w:name="Closing" w:semiHidden="1" w:unhideWhenUsed="1"/>
     <w:lsdException w:name="Signature" w:semiHidden="1" w:unhideWhenUsed="1"/>
-    <w:lsdException w:name="Default Paragraph Font" w:semiHidden="1" w:uiPriority="1" w:unhideWhenUsed="1"/>
+    <w:lsdException w:name="Default Paragraph Font" w:uiPriority="1" w:semiHidden="1" w:unhideWhenUsed="1"/>
     <w:lsdException w:name="Body Text" w:semiHidden="1" w:unhideWhenUsed="1"/>
     <w:lsdException w:name="Body Text Indent" w:semiHidden="1" w:unhideWhenUsed="1"/>
     <w:lsdException w:name="List Continue" w:semiHidden="1" w:unhideWhenUsed="1"/>
@@ -945,8 +1069,8 @@
     <w:lsdException w:name="Subtle Reference" w:uiPriority="31" w:qFormat="1"/>
     <w:lsdException w:name="Intense Reference" w:uiPriority="32" w:qFormat="1"/>
     <w:lsdException w:name="Book Title" w:uiPriority="33" w:qFormat="1"/>
-    <w:lsdException w:name="Bibliography" w:semiHidden="1" w:uiPriority="37" w:unhideWhenUsed="1"/>
-    <w:lsdException w:name="TOC Heading" w:semiHidden="1" w:uiPriority="39" w:unhideWhenUsed="1" w:qFormat="1"/>
+    <w:lsdException w:name="Bibliography" w:uiPriority="37" w:semiHidden="1" w:unhideWhenUsed="1"/>
+    <w:lsdException w:name="TOC Heading" w:uiPriority="39" w:semiHidden="1" w:unhideWhenUsed="1" w:qFormat="1"/>
     <w:lsdException w:name="Plain Table 1" w:uiPriority="41"/>
     <w:lsdException w:name="Plain Table 2" w:uiPriority="42"/>
     <w:lsdException w:name="Plain Table 3" w:uiPriority="43"/>
@@ -1057,7 +1181,7 @@
     <w:lsdException w:name="Unresolved Mention" w:semiHidden="1" w:unhideWhenUsed="1"/>
     <w:lsdException w:name="Smart Link" w:semiHidden="1" w:unhideWhenUsed="1"/>
   </w:latentStyles>
-  <w:style w:type="paragraph" w:default="1" w:styleId="Normal">
+  <w:style w:type="paragraph" w:styleId="Normal" w:default="1">
     <w:name w:val="Normal"/>
     <w:qFormat/>
   </w:style>
@@ -1076,7 +1200,7 @@
       <w:outlineLvl w:val="0"/>
     </w:pPr>
     <w:rPr>
-      <w:rFonts w:asciiTheme="majorHAnsi" w:eastAsiaTheme="majorEastAsia" w:hAnsiTheme="majorHAnsi" w:cstheme="majorBidi"/>
+      <w:rFonts w:asciiTheme="majorHAnsi" w:hAnsiTheme="majorHAnsi" w:eastAsiaTheme="majorEastAsia" w:cstheme="majorBidi"/>
       <w:color w:val="0F4761" w:themeColor="accent1" w:themeShade="BF"/>
       <w:sz w:val="40"/>
       <w:szCs w:val="40"/>
@@ -1099,7 +1223,7 @@
       <w:outlineLvl w:val="1"/>
     </w:pPr>
     <w:rPr>
-      <w:rFonts w:asciiTheme="majorHAnsi" w:eastAsiaTheme="majorEastAsia" w:hAnsiTheme="majorHAnsi" w:cstheme="majorBidi"/>
+      <w:rFonts w:asciiTheme="majorHAnsi" w:hAnsiTheme="majorHAnsi" w:eastAsiaTheme="majorEastAsia" w:cstheme="majorBidi"/>
       <w:color w:val="0F4761" w:themeColor="accent1" w:themeShade="BF"/>
       <w:sz w:val="32"/>
       <w:szCs w:val="32"/>
@@ -1260,13 +1384,13 @@
       <w:color w:val="272727" w:themeColor="text1" w:themeTint="D8"/>
     </w:rPr>
   </w:style>
-  <w:style w:type="character" w:default="1" w:styleId="DefaultParagraphFont">
+  <w:style w:type="character" w:styleId="DefaultParagraphFont" w:default="1">
     <w:name w:val="Default Paragraph Font"/>
     <w:uiPriority w:val="1"/>
     <w:semiHidden/>
     <w:unhideWhenUsed/>
   </w:style>
-  <w:style w:type="table" w:default="1" w:styleId="TableNormal">
+  <w:style w:type="table" w:styleId="TableNormal" w:default="1">
     <w:name w:val="Normal Table"/>
     <w:uiPriority w:val="99"/>
     <w:semiHidden/>
@@ -1281,26 +1405,26 @@
       </w:tblCellMar>
     </w:tblPr>
   </w:style>
-  <w:style w:type="numbering" w:default="1" w:styleId="NoList">
+  <w:style w:type="numbering" w:styleId="NoList" w:default="1">
     <w:name w:val="No List"/>
     <w:uiPriority w:val="99"/>
     <w:semiHidden/>
     <w:unhideWhenUsed/>
   </w:style>
-  <w:style w:type="character" w:customStyle="1" w:styleId="Heading1Char">
+  <w:style w:type="character" w:styleId="Heading1Char" w:customStyle="1">
     <w:name w:val="Heading 1 Char"/>
     <w:basedOn w:val="DefaultParagraphFont"/>
     <w:link w:val="Heading1"/>
     <w:uiPriority w:val="9"/>
     <w:rsid w:val="00CD56B4"/>
     <w:rPr>
-      <w:rFonts w:asciiTheme="majorHAnsi" w:eastAsiaTheme="majorEastAsia" w:hAnsiTheme="majorHAnsi" w:cstheme="majorBidi"/>
+      <w:rFonts w:asciiTheme="majorHAnsi" w:hAnsiTheme="majorHAnsi" w:eastAsiaTheme="majorEastAsia" w:cstheme="majorBidi"/>
       <w:color w:val="0F4761" w:themeColor="accent1" w:themeShade="BF"/>
       <w:sz w:val="40"/>
       <w:szCs w:val="40"/>
     </w:rPr>
   </w:style>
-  <w:style w:type="character" w:customStyle="1" w:styleId="Heading2Char">
+  <w:style w:type="character" w:styleId="Heading2Char" w:customStyle="1">
     <w:name w:val="Heading 2 Char"/>
     <w:basedOn w:val="DefaultParagraphFont"/>
     <w:link w:val="Heading2"/>
@@ -1308,13 +1432,13 @@
     <w:semiHidden/>
     <w:rsid w:val="00CD56B4"/>
     <w:rPr>
-      <w:rFonts w:asciiTheme="majorHAnsi" w:eastAsiaTheme="majorEastAsia" w:hAnsiTheme="majorHAnsi" w:cstheme="majorBidi"/>
+      <w:rFonts w:asciiTheme="majorHAnsi" w:hAnsiTheme="majorHAnsi" w:eastAsiaTheme="majorEastAsia" w:cstheme="majorBidi"/>
       <w:color w:val="0F4761" w:themeColor="accent1" w:themeShade="BF"/>
       <w:sz w:val="32"/>
       <w:szCs w:val="32"/>
     </w:rPr>
   </w:style>
-  <w:style w:type="character" w:customStyle="1" w:styleId="Heading3Char">
+  <w:style w:type="character" w:styleId="Heading3Char" w:customStyle="1">
     <w:name w:val="Heading 3 Char"/>
     <w:basedOn w:val="DefaultParagraphFont"/>
     <w:link w:val="Heading3"/>
@@ -1328,7 +1452,7 @@
       <w:szCs w:val="28"/>
     </w:rPr>
   </w:style>
-  <w:style w:type="character" w:customStyle="1" w:styleId="Heading4Char">
+  <w:style w:type="character" w:styleId="Heading4Char" w:customStyle="1">
     <w:name w:val="Heading 4 Char"/>
     <w:basedOn w:val="DefaultParagraphFont"/>
     <w:link w:val="Heading4"/>
@@ -1342,7 +1466,7 @@
       <w:color w:val="0F4761" w:themeColor="accent1" w:themeShade="BF"/>
     </w:rPr>
   </w:style>
-  <w:style w:type="character" w:customStyle="1" w:styleId="Heading5Char">
+  <w:style w:type="character" w:styleId="Heading5Char" w:customStyle="1">
     <w:name w:val="Heading 5 Char"/>
     <w:basedOn w:val="DefaultParagraphFont"/>
     <w:link w:val="Heading5"/>
@@ -1354,7 +1478,7 @@
       <w:color w:val="0F4761" w:themeColor="accent1" w:themeShade="BF"/>
     </w:rPr>
   </w:style>
-  <w:style w:type="character" w:customStyle="1" w:styleId="Heading6Char">
+  <w:style w:type="character" w:styleId="Heading6Char" w:customStyle="1">
     <w:name w:val="Heading 6 Char"/>
     <w:basedOn w:val="DefaultParagraphFont"/>
     <w:link w:val="Heading6"/>
@@ -1368,7 +1492,7 @@
       <w:color w:val="595959" w:themeColor="text1" w:themeTint="A6"/>
     </w:rPr>
   </w:style>
-  <w:style w:type="character" w:customStyle="1" w:styleId="Heading7Char">
+  <w:style w:type="character" w:styleId="Heading7Char" w:customStyle="1">
     <w:name w:val="Heading 7 Char"/>
     <w:basedOn w:val="DefaultParagraphFont"/>
     <w:link w:val="Heading7"/>
@@ -1380,7 +1504,7 @@
       <w:color w:val="595959" w:themeColor="text1" w:themeTint="A6"/>
     </w:rPr>
   </w:style>
-  <w:style w:type="character" w:customStyle="1" w:styleId="Heading8Char">
+  <w:style w:type="character" w:styleId="Heading8Char" w:customStyle="1">
     <w:name w:val="Heading 8 Char"/>
     <w:basedOn w:val="DefaultParagraphFont"/>
     <w:link w:val="Heading8"/>
@@ -1394,7 +1518,7 @@
       <w:color w:val="272727" w:themeColor="text1" w:themeTint="D8"/>
     </w:rPr>
   </w:style>
-  <w:style w:type="character" w:customStyle="1" w:styleId="Heading9Char">
+  <w:style w:type="character" w:styleId="Heading9Char" w:customStyle="1">
     <w:name w:val="Heading 9 Char"/>
     <w:basedOn w:val="DefaultParagraphFont"/>
     <w:link w:val="Heading9"/>
@@ -1419,21 +1543,21 @@
       <w:contextualSpacing/>
     </w:pPr>
     <w:rPr>
-      <w:rFonts w:asciiTheme="majorHAnsi" w:eastAsiaTheme="majorEastAsia" w:hAnsiTheme="majorHAnsi" w:cstheme="majorBidi"/>
+      <w:rFonts w:asciiTheme="majorHAnsi" w:hAnsiTheme="majorHAnsi" w:eastAsiaTheme="majorEastAsia" w:cstheme="majorBidi"/>
       <w:spacing w:val="-10"/>
       <w:kern w:val="28"/>
       <w:sz w:val="56"/>
       <w:szCs w:val="56"/>
     </w:rPr>
   </w:style>
-  <w:style w:type="character" w:customStyle="1" w:styleId="TitleChar">
+  <w:style w:type="character" w:styleId="TitleChar" w:customStyle="1">
     <w:name w:val="Title Char"/>
     <w:basedOn w:val="DefaultParagraphFont"/>
     <w:link w:val="Title"/>
     <w:uiPriority w:val="10"/>
     <w:rsid w:val="00CD56B4"/>
     <w:rPr>
-      <w:rFonts w:asciiTheme="majorHAnsi" w:eastAsiaTheme="majorEastAsia" w:hAnsiTheme="majorHAnsi" w:cstheme="majorBidi"/>
+      <w:rFonts w:asciiTheme="majorHAnsi" w:hAnsiTheme="majorHAnsi" w:eastAsiaTheme="majorEastAsia" w:cstheme="majorBidi"/>
       <w:spacing w:val="-10"/>
       <w:kern w:val="28"/>
       <w:sz w:val="56"/>
@@ -1461,7 +1585,7 @@
       <w:szCs w:val="28"/>
     </w:rPr>
   </w:style>
-  <w:style w:type="character" w:customStyle="1" w:styleId="SubtitleChar">
+  <w:style w:type="character" w:styleId="SubtitleChar" w:customStyle="1">
     <w:name w:val="Subtitle Char"/>
     <w:basedOn w:val="DefaultParagraphFont"/>
     <w:link w:val="Subtitle"/>
@@ -1493,7 +1617,7 @@
       <w:color w:val="404040" w:themeColor="text1" w:themeTint="BF"/>
     </w:rPr>
   </w:style>
-  <w:style w:type="character" w:customStyle="1" w:styleId="QuoteChar">
+  <w:style w:type="character" w:styleId="QuoteChar" w:customStyle="1">
     <w:name w:val="Quote Char"/>
     <w:basedOn w:val="DefaultParagraphFont"/>
     <w:link w:val="Quote"/>
@@ -1538,8 +1662,8 @@
     <w:rsid w:val="00CD56B4"/>
     <w:pPr>
       <w:pBdr>
-        <w:top w:val="single" w:sz="4" w:space="10" w:color="0F4761" w:themeColor="accent1" w:themeShade="BF"/>
-        <w:bottom w:val="single" w:sz="4" w:space="10" w:color="0F4761" w:themeColor="accent1" w:themeShade="BF"/>
+        <w:top w:val="single" w:color="0F4761" w:themeColor="accent1" w:themeShade="BF" w:sz="4" w:space="10"/>
+        <w:bottom w:val="single" w:color="0F4761" w:themeColor="accent1" w:themeShade="BF" w:sz="4" w:space="10"/>
       </w:pBdr>
       <w:spacing w:before="360" w:after="360"/>
       <w:ind w:left="864" w:right="864"/>
@@ -1551,7 +1675,7 @@
       <w:color w:val="0F4761" w:themeColor="accent1" w:themeShade="BF"/>
     </w:rPr>
   </w:style>
-  <w:style w:type="character" w:customStyle="1" w:styleId="IntenseQuoteChar">
+  <w:style w:type="character" w:styleId="IntenseQuoteChar" w:customStyle="1">
     <w:name w:val="Intense Quote Char"/>
     <w:basedOn w:val="DefaultParagraphFont"/>
     <w:link w:val="IntenseQuote"/>
@@ -1592,7 +1716,7 @@
       <w:spacing w:after="0" w:line="240" w:lineRule="auto"/>
     </w:pPr>
   </w:style>
-  <w:style w:type="character" w:customStyle="1" w:styleId="HeaderChar">
+  <w:style w:type="character" w:styleId="HeaderChar" w:customStyle="1">
     <w:name w:val="Header Char"/>
     <w:basedOn w:val="DefaultParagraphFont"/>
     <w:link w:val="Header"/>
@@ -1614,7 +1738,7 @@
       <w:spacing w:after="0" w:line="240" w:lineRule="auto"/>
     </w:pPr>
   </w:style>
-  <w:style w:type="character" w:customStyle="1" w:styleId="FooterChar">
+  <w:style w:type="character" w:styleId="FooterChar" w:customStyle="1">
     <w:name w:val="Footer Char"/>
     <w:basedOn w:val="DefaultParagraphFont"/>
     <w:link w:val="Footer"/>
@@ -1625,7 +1749,7 @@
 </file>
 
 <file path=word/theme/theme1.xml><?xml version="1.0" encoding="utf-8"?>
-<a:theme xmlns:a="http://schemas.openxmlformats.org/drawingml/2006/main" name="Office Theme">
+<a:theme xmlns:a="http://schemas.openxmlformats.org/drawingml/2006/main" xmlns:thm15="http://schemas.microsoft.com/office/thememl/2012/main" name="Office Theme">
   <a:themeElements>
     <a:clrScheme name="Office">
       <a:dk1>

--- a/04-Development-and-Quality-Assurance/Poster/Sections/09 Key Challenges.docx
+++ b/04-Development-and-Quality-Assurance/Poster/Sections/09 Key Challenges.docx
@@ -5,6 +5,8 @@
     <w:p>
       <w:pPr>
         <w:rPr>
+          <w:b/>
+          <w:bCs/>
           <w:u w:val="single"/>
         </w:rPr>
       </w:pPr>
@@ -14,13 +16,21 @@
           <w:bCs/>
           <w:u w:val="single"/>
         </w:rPr>
+        <w:t>Original:</w:t>
+      </w:r>
+    </w:p>
+    <w:p>
+      <w:r>
+        <w:rPr>
+          <w:b/>
+          <w:bCs/>
+        </w:rPr>
         <w:t>Technical Issue</w:t>
       </w:r>
       <w:r>
         <w:rPr>
           <w:b/>
           <w:bCs/>
-          <w:u w:val="single"/>
         </w:rPr>
         <w:t>s</w:t>
       </w:r>
@@ -28,7 +38,6 @@
         <w:rPr>
           <w:b/>
           <w:bCs/>
-          <w:u w:val="single"/>
         </w:rPr>
         <w:t xml:space="preserve">: </w:t>
       </w:r>
@@ -187,14 +196,14 @@
     <w:p>
       <w:pPr>
         <w:rPr>
-          <w:u w:val="single"/>
-        </w:rPr>
-      </w:pPr>
-      <w:r>
-        <w:rPr>
-          <w:b/>
-          <w:bCs/>
-          <w:u w:val="single"/>
+          <w:b/>
+          <w:bCs/>
+        </w:rPr>
+      </w:pPr>
+      <w:r>
+        <w:rPr>
+          <w:b/>
+          <w:bCs/>
         </w:rPr>
         <w:t>Non-Technical Issue</w:t>
       </w:r>
@@ -202,7 +211,6 @@
         <w:rPr>
           <w:b/>
           <w:bCs/>
-          <w:u w:val="single"/>
         </w:rPr>
         <w:t>s</w:t>
       </w:r>
@@ -210,7 +218,6 @@
         <w:rPr>
           <w:b/>
           <w:bCs/>
-          <w:u w:val="single"/>
         </w:rPr>
         <w:t xml:space="preserve">: </w:t>
       </w:r>
@@ -221,202 +228,150 @@
           <w:ilvl w:val="0"/>
           <w:numId w:val="2"/>
         </w:numPr>
-        <w:rPr/>
-      </w:pPr>
-      <w:r>
-        <w:rPr>
-          <w:b w:val="1"/>
-          <w:bCs w:val="1"/>
+      </w:pPr>
+      <w:r>
+        <w:rPr>
+          <w:b/>
+          <w:bCs/>
         </w:rPr>
         <w:t>Collaboration</w:t>
       </w:r>
       <w:r>
         <w:rPr>
-          <w:b w:val="1"/>
-          <w:bCs w:val="1"/>
+          <w:b/>
+          <w:bCs/>
         </w:rPr>
         <w:t xml:space="preserve"> </w:t>
       </w:r>
       <w:r>
         <w:rPr>
-          <w:b w:val="1"/>
-          <w:bCs w:val="1"/>
+          <w:b/>
+          <w:bCs/>
         </w:rPr>
         <w:t>C</w:t>
       </w:r>
       <w:r>
         <w:rPr>
-          <w:b w:val="1"/>
-          <w:bCs w:val="1"/>
+          <w:b/>
+          <w:bCs/>
         </w:rPr>
         <w:t>hallenges</w:t>
       </w:r>
       <w:r>
-        <w:rPr/>
         <w:t>: Most members live far fro</w:t>
       </w:r>
       <w:r>
-        <w:rPr/>
         <w:t>m</w:t>
       </w:r>
       <w:r>
-        <w:rPr/>
         <w:t xml:space="preserve"> campus, making coordination and collaboration challenging. Having </w:t>
       </w:r>
       <w:r>
         <w:rPr>
-          <w:b w:val="1"/>
-          <w:bCs w:val="1"/>
+          <w:b/>
+          <w:bCs/>
         </w:rPr>
         <w:t>open communication</w:t>
       </w:r>
       <w:r>
-        <w:rPr/>
         <w:t xml:space="preserve"> through online </w:t>
       </w:r>
       <w:r>
-        <w:rPr/>
         <w:t xml:space="preserve">chat </w:t>
       </w:r>
       <w:r>
-        <w:rPr/>
         <w:t xml:space="preserve">was essential for effective planning to </w:t>
       </w:r>
       <w:r>
-        <w:rPr/>
         <w:t xml:space="preserve">keep </w:t>
       </w:r>
       <w:r>
-        <w:rPr/>
         <w:t xml:space="preserve">members </w:t>
       </w:r>
       <w:r>
-        <w:rPr/>
         <w:t xml:space="preserve">updated </w:t>
       </w:r>
       <w:r>
-        <w:rPr/>
         <w:t xml:space="preserve">and involved </w:t>
       </w:r>
       <w:r>
-        <w:rPr/>
         <w:t>with the project progress.</w:t>
-      </w:r>
-    </w:p>
-    <w:p/>
-    <w:p>
-      <w:r>
-        <w:rPr/>
-        <w:t>Edited for poster:</w:t>
       </w:r>
     </w:p>
     <w:p>
       <w:pPr>
         <w:rPr>
-          <w:rFonts w:ascii="Aptos" w:hAnsi="Aptos" w:eastAsia="Aptos" w:cs="Aptos"/>
-          <w:b w:val="0"/>
-          <w:bCs w:val="0"/>
-          <w:noProof w:val="0"/>
-          <w:sz w:val="24"/>
-          <w:szCs w:val="24"/>
-          <w:lang w:val="en-NZ"/>
-        </w:rPr>
-      </w:pPr>
-      <w:r>
-        <w:rPr/>
-        <w:t>Technical Issue</w:t>
+          <w:b/>
+          <w:bCs/>
+          <w:u w:val="single"/>
+        </w:rPr>
+      </w:pPr>
+      <w:r>
+        <w:rPr>
+          <w:b/>
+          <w:bCs/>
+          <w:u w:val="single"/>
+        </w:rPr>
+        <w:t>Finalised:</w:t>
       </w:r>
     </w:p>
     <w:p>
       <w:pPr>
         <w:rPr>
-          <w:rFonts w:ascii="Aptos" w:hAnsi="Aptos" w:eastAsia="Aptos" w:cs="Aptos"/>
-          <w:b w:val="0"/>
-          <w:bCs w:val="0"/>
-          <w:noProof w:val="0"/>
-          <w:sz w:val="24"/>
-          <w:szCs w:val="24"/>
-          <w:lang w:val="en-NZ"/>
-        </w:rPr>
-      </w:pPr>
-      <w:r>
-        <w:rPr>
-          <w:rFonts w:ascii="Aptos" w:hAnsi="Aptos" w:eastAsia="Aptos" w:cs="Aptos"/>
-          <w:b w:val="0"/>
-          <w:bCs w:val="0"/>
-          <w:noProof w:val="0"/>
-          <w:sz w:val="24"/>
-          <w:szCs w:val="24"/>
-          <w:lang w:val="en-NZ"/>
-        </w:rPr>
-        <w:t>Router-configured PCs crashed due to the open-source Nouveau GPU driver, delaying the schedule. We blacklisted and removed Nouveau, preventing further crashes.</w:t>
+          <w:rFonts w:ascii="Aptos" w:eastAsia="Aptos" w:hAnsi="Aptos" w:cs="Aptos"/>
+        </w:rPr>
+      </w:pPr>
+      <w:r>
+        <w:rPr>
+          <w:rFonts w:ascii="Aptos" w:eastAsia="Aptos" w:hAnsi="Aptos" w:cs="Aptos"/>
+          <w:b/>
+          <w:bCs/>
+        </w:rPr>
+        <w:t>Technical Issue:</w:t>
+      </w:r>
+      <w:r>
+        <w:rPr>
+          <w:rFonts w:ascii="Aptos" w:eastAsia="Aptos" w:hAnsi="Aptos" w:cs="Aptos"/>
+        </w:rPr>
+        <w:t xml:space="preserve"> Router-configured PCs crashed due to the open-source Nouveau GPU driver, delaying the schedule. We blacklisted and removed Nouveau, preventing further crashes. </w:t>
       </w:r>
     </w:p>
     <w:p>
       <w:pPr>
         <w:rPr>
-          <w:rFonts w:ascii="Aptos" w:hAnsi="Aptos" w:eastAsia="Aptos" w:cs="Aptos"/>
-          <w:b w:val="0"/>
-          <w:bCs w:val="0"/>
-          <w:noProof w:val="0"/>
-          <w:sz w:val="24"/>
-          <w:szCs w:val="24"/>
-          <w:lang w:val="en-NZ"/>
-        </w:rPr>
-      </w:pPr>
+          <w:rFonts w:ascii="Aptos" w:eastAsia="Aptos" w:hAnsi="Aptos" w:cs="Aptos"/>
+        </w:rPr>
+      </w:pPr>
+      <w:r>
+        <w:rPr>
+          <w:rFonts w:ascii="Aptos" w:eastAsia="Aptos" w:hAnsi="Aptos" w:cs="Aptos"/>
+          <w:b/>
+          <w:bCs/>
+        </w:rPr>
+        <w:t>Non-Technical Issue:</w:t>
+      </w:r>
+      <w:r>
+        <w:rPr>
+          <w:rFonts w:ascii="Aptos" w:eastAsia="Aptos" w:hAnsi="Aptos" w:cs="Aptos"/>
+        </w:rPr>
+        <w:t xml:space="preserve"> Most members live far from campus, complicating coordination. Open online communication enabled effective planning and kept everyone informed. </w:t>
+      </w:r>
     </w:p>
     <w:p>
       <w:pPr>
         <w:rPr>
-          <w:rFonts w:ascii="Aptos" w:hAnsi="Aptos" w:eastAsia="Aptos" w:cs="Aptos"/>
-          <w:b w:val="0"/>
-          <w:bCs w:val="0"/>
-          <w:noProof w:val="0"/>
-          <w:sz w:val="24"/>
-          <w:szCs w:val="24"/>
-          <w:lang w:val="en-NZ"/>
-        </w:rPr>
-      </w:pPr>
-      <w:r>
-        <w:rPr>
-          <w:rFonts w:ascii="Aptos" w:hAnsi="Aptos" w:eastAsia="Aptos" w:cs="Aptos"/>
-          <w:b w:val="0"/>
-          <w:bCs w:val="0"/>
-          <w:noProof w:val="0"/>
-          <w:sz w:val="24"/>
-          <w:szCs w:val="24"/>
-          <w:lang w:val="en-NZ"/>
-        </w:rPr>
-        <w:t>Non-Technical Issue</w:t>
-      </w:r>
-    </w:p>
-    <w:p>
-      <w:pPr>
-        <w:rPr>
-          <w:rFonts w:ascii="Aptos" w:hAnsi="Aptos" w:eastAsia="Aptos" w:cs="Aptos"/>
-          <w:b w:val="0"/>
-          <w:bCs w:val="0"/>
-          <w:noProof w:val="0"/>
-          <w:sz w:val="24"/>
-          <w:szCs w:val="24"/>
-          <w:lang w:val="en-NZ"/>
-        </w:rPr>
-      </w:pPr>
-      <w:r>
-        <w:rPr>
-          <w:rFonts w:ascii="Aptos" w:hAnsi="Aptos" w:eastAsia="Aptos" w:cs="Aptos"/>
-          <w:b w:val="0"/>
-          <w:bCs w:val="0"/>
-          <w:noProof w:val="0"/>
-          <w:sz w:val="24"/>
-          <w:szCs w:val="24"/>
-          <w:lang w:val="en-NZ"/>
-        </w:rPr>
-        <w:t xml:space="preserve">Most members lived far from campus, complicating coordination. Open online communication enabled effective planning and kept everyone informed. </w:t>
+          <w:rFonts w:ascii="Aptos" w:eastAsia="Aptos" w:hAnsi="Aptos" w:cs="Aptos"/>
+        </w:rPr>
+      </w:pPr>
+      <w:r>
+        <w:rPr>
+          <w:rFonts w:ascii="Aptos" w:eastAsia="Aptos" w:hAnsi="Aptos" w:cs="Aptos"/>
+        </w:rPr>
+        <w:t xml:space="preserve"> </w:t>
       </w:r>
     </w:p>
     <w:sectPr>
-      <w:pgSz w:w="11906" w:h="16838" w:orient="portrait"/>
+      <w:pgSz w:w="11906" w:h="16838"/>
       <w:pgMar w:top="1440" w:right="1440" w:bottom="1440" w:left="1440" w:header="708" w:footer="708" w:gutter="0"/>
       <w:cols w:space="708"/>
       <w:docGrid w:linePitch="360"/>
@@ -493,7 +448,7 @@
         <w:ind w:left="720" w:hanging="360"/>
       </w:pPr>
       <w:rPr>
-        <w:rFonts w:hint="default" w:ascii="Symbol" w:hAnsi="Symbol"/>
+        <w:rFonts w:ascii="Symbol" w:hAnsi="Symbol" w:hint="default"/>
         <w:sz w:val="20"/>
       </w:rPr>
     </w:lvl>
@@ -509,7 +464,7 @@
         <w:ind w:left="1440" w:hanging="360"/>
       </w:pPr>
       <w:rPr>
-        <w:rFonts w:hint="default" w:ascii="Courier New" w:hAnsi="Courier New"/>
+        <w:rFonts w:ascii="Courier New" w:hAnsi="Courier New" w:hint="default"/>
         <w:sz w:val="20"/>
       </w:rPr>
     </w:lvl>
@@ -525,7 +480,7 @@
         <w:ind w:left="2160" w:hanging="360"/>
       </w:pPr>
       <w:rPr>
-        <w:rFonts w:hint="default" w:ascii="Wingdings" w:hAnsi="Wingdings"/>
+        <w:rFonts w:ascii="Wingdings" w:hAnsi="Wingdings" w:hint="default"/>
         <w:sz w:val="20"/>
       </w:rPr>
     </w:lvl>
@@ -541,7 +496,7 @@
         <w:ind w:left="2880" w:hanging="360"/>
       </w:pPr>
       <w:rPr>
-        <w:rFonts w:hint="default" w:ascii="Wingdings" w:hAnsi="Wingdings"/>
+        <w:rFonts w:ascii="Wingdings" w:hAnsi="Wingdings" w:hint="default"/>
         <w:sz w:val="20"/>
       </w:rPr>
     </w:lvl>
@@ -557,7 +512,7 @@
         <w:ind w:left="3600" w:hanging="360"/>
       </w:pPr>
       <w:rPr>
-        <w:rFonts w:hint="default" w:ascii="Wingdings" w:hAnsi="Wingdings"/>
+        <w:rFonts w:ascii="Wingdings" w:hAnsi="Wingdings" w:hint="default"/>
         <w:sz w:val="20"/>
       </w:rPr>
     </w:lvl>
@@ -573,7 +528,7 @@
         <w:ind w:left="4320" w:hanging="360"/>
       </w:pPr>
       <w:rPr>
-        <w:rFonts w:hint="default" w:ascii="Wingdings" w:hAnsi="Wingdings"/>
+        <w:rFonts w:ascii="Wingdings" w:hAnsi="Wingdings" w:hint="default"/>
         <w:sz w:val="20"/>
       </w:rPr>
     </w:lvl>
@@ -589,7 +544,7 @@
         <w:ind w:left="5040" w:hanging="360"/>
       </w:pPr>
       <w:rPr>
-        <w:rFonts w:hint="default" w:ascii="Wingdings" w:hAnsi="Wingdings"/>
+        <w:rFonts w:ascii="Wingdings" w:hAnsi="Wingdings" w:hint="default"/>
         <w:sz w:val="20"/>
       </w:rPr>
     </w:lvl>
@@ -605,7 +560,7 @@
         <w:ind w:left="5760" w:hanging="360"/>
       </w:pPr>
       <w:rPr>
-        <w:rFonts w:hint="default" w:ascii="Wingdings" w:hAnsi="Wingdings"/>
+        <w:rFonts w:ascii="Wingdings" w:hAnsi="Wingdings" w:hint="default"/>
         <w:sz w:val="20"/>
       </w:rPr>
     </w:lvl>
@@ -621,7 +576,7 @@
         <w:ind w:left="6480" w:hanging="360"/>
       </w:pPr>
       <w:rPr>
-        <w:rFonts w:hint="default" w:ascii="Wingdings" w:hAnsi="Wingdings"/>
+        <w:rFonts w:ascii="Wingdings" w:hAnsi="Wingdings" w:hint="default"/>
         <w:sz w:val="20"/>
       </w:rPr>
     </w:lvl>
@@ -642,7 +597,7 @@
         <w:ind w:left="720" w:hanging="360"/>
       </w:pPr>
       <w:rPr>
-        <w:rFonts w:hint="default" w:ascii="Symbol" w:hAnsi="Symbol"/>
+        <w:rFonts w:ascii="Symbol" w:hAnsi="Symbol" w:hint="default"/>
         <w:sz w:val="20"/>
       </w:rPr>
     </w:lvl>
@@ -658,7 +613,7 @@
         <w:ind w:left="1440" w:hanging="360"/>
       </w:pPr>
       <w:rPr>
-        <w:rFonts w:hint="default" w:ascii="Courier New" w:hAnsi="Courier New"/>
+        <w:rFonts w:ascii="Courier New" w:hAnsi="Courier New" w:hint="default"/>
         <w:sz w:val="20"/>
       </w:rPr>
     </w:lvl>
@@ -674,7 +629,7 @@
         <w:ind w:left="2160" w:hanging="360"/>
       </w:pPr>
       <w:rPr>
-        <w:rFonts w:hint="default" w:ascii="Wingdings" w:hAnsi="Wingdings"/>
+        <w:rFonts w:ascii="Wingdings" w:hAnsi="Wingdings" w:hint="default"/>
         <w:sz w:val="20"/>
       </w:rPr>
     </w:lvl>
@@ -690,7 +645,7 @@
         <w:ind w:left="2880" w:hanging="360"/>
       </w:pPr>
       <w:rPr>
-        <w:rFonts w:hint="default" w:ascii="Wingdings" w:hAnsi="Wingdings"/>
+        <w:rFonts w:ascii="Wingdings" w:hAnsi="Wingdings" w:hint="default"/>
         <w:sz w:val="20"/>
       </w:rPr>
     </w:lvl>
@@ -706,7 +661,7 @@
         <w:ind w:left="3600" w:hanging="360"/>
       </w:pPr>
       <w:rPr>
-        <w:rFonts w:hint="default" w:ascii="Wingdings" w:hAnsi="Wingdings"/>
+        <w:rFonts w:ascii="Wingdings" w:hAnsi="Wingdings" w:hint="default"/>
         <w:sz w:val="20"/>
       </w:rPr>
     </w:lvl>
@@ -722,7 +677,7 @@
         <w:ind w:left="4320" w:hanging="360"/>
       </w:pPr>
       <w:rPr>
-        <w:rFonts w:hint="default" w:ascii="Wingdings" w:hAnsi="Wingdings"/>
+        <w:rFonts w:ascii="Wingdings" w:hAnsi="Wingdings" w:hint="default"/>
         <w:sz w:val="20"/>
       </w:rPr>
     </w:lvl>
@@ -738,7 +693,7 @@
         <w:ind w:left="5040" w:hanging="360"/>
       </w:pPr>
       <w:rPr>
-        <w:rFonts w:hint="default" w:ascii="Wingdings" w:hAnsi="Wingdings"/>
+        <w:rFonts w:ascii="Wingdings" w:hAnsi="Wingdings" w:hint="default"/>
         <w:sz w:val="20"/>
       </w:rPr>
     </w:lvl>
@@ -754,7 +709,7 @@
         <w:ind w:left="5760" w:hanging="360"/>
       </w:pPr>
       <w:rPr>
-        <w:rFonts w:hint="default" w:ascii="Wingdings" w:hAnsi="Wingdings"/>
+        <w:rFonts w:ascii="Wingdings" w:hAnsi="Wingdings" w:hint="default"/>
         <w:sz w:val="20"/>
       </w:rPr>
     </w:lvl>
@@ -770,7 +725,7 @@
         <w:ind w:left="6480" w:hanging="360"/>
       </w:pPr>
       <w:rPr>
-        <w:rFonts w:hint="default" w:ascii="Wingdings" w:hAnsi="Wingdings"/>
+        <w:rFonts w:ascii="Wingdings" w:hAnsi="Wingdings" w:hint="default"/>
         <w:sz w:val="20"/>
       </w:rPr>
     </w:lvl>
@@ -789,7 +744,7 @@
   <w:docDefaults>
     <w:rPrDefault>
       <w:rPr>
-        <w:rFonts w:asciiTheme="minorHAnsi" w:hAnsiTheme="minorHAnsi" w:eastAsiaTheme="minorHAnsi" w:cstheme="minorBidi"/>
+        <w:rFonts w:asciiTheme="minorHAnsi" w:eastAsiaTheme="minorHAnsi" w:hAnsiTheme="minorHAnsi" w:cstheme="minorBidi"/>
         <w:kern w:val="2"/>
         <w:sz w:val="24"/>
         <w:szCs w:val="24"/>
@@ -806,14 +761,14 @@
   <w:latentStyles w:defLockedState="0" w:defUIPriority="99" w:defSemiHidden="0" w:defUnhideWhenUsed="0" w:defQFormat="0" w:count="376">
     <w:lsdException w:name="Normal" w:uiPriority="0" w:qFormat="1"/>
     <w:lsdException w:name="heading 1" w:uiPriority="9" w:qFormat="1"/>
-    <w:lsdException w:name="heading 2" w:uiPriority="9" w:semiHidden="1" w:unhideWhenUsed="1" w:qFormat="1"/>
-    <w:lsdException w:name="heading 3" w:uiPriority="9" w:semiHidden="1" w:unhideWhenUsed="1" w:qFormat="1"/>
-    <w:lsdException w:name="heading 4" w:uiPriority="9" w:semiHidden="1" w:unhideWhenUsed="1" w:qFormat="1"/>
-    <w:lsdException w:name="heading 5" w:uiPriority="9" w:semiHidden="1" w:unhideWhenUsed="1" w:qFormat="1"/>
-    <w:lsdException w:name="heading 6" w:uiPriority="9" w:semiHidden="1" w:unhideWhenUsed="1" w:qFormat="1"/>
-    <w:lsdException w:name="heading 7" w:uiPriority="9" w:semiHidden="1" w:unhideWhenUsed="1" w:qFormat="1"/>
-    <w:lsdException w:name="heading 8" w:uiPriority="9" w:semiHidden="1" w:unhideWhenUsed="1" w:qFormat="1"/>
-    <w:lsdException w:name="heading 9" w:uiPriority="9" w:semiHidden="1" w:unhideWhenUsed="1" w:qFormat="1"/>
+    <w:lsdException w:name="heading 2" w:semiHidden="1" w:uiPriority="9" w:unhideWhenUsed="1" w:qFormat="1"/>
+    <w:lsdException w:name="heading 3" w:semiHidden="1" w:uiPriority="9" w:unhideWhenUsed="1" w:qFormat="1"/>
+    <w:lsdException w:name="heading 4" w:semiHidden="1" w:uiPriority="9" w:unhideWhenUsed="1" w:qFormat="1"/>
+    <w:lsdException w:name="heading 5" w:semiHidden="1" w:uiPriority="9" w:unhideWhenUsed="1" w:qFormat="1"/>
+    <w:lsdException w:name="heading 6" w:semiHidden="1" w:uiPriority="9" w:unhideWhenUsed="1" w:qFormat="1"/>
+    <w:lsdException w:name="heading 7" w:semiHidden="1" w:uiPriority="9" w:unhideWhenUsed="1" w:qFormat="1"/>
+    <w:lsdException w:name="heading 8" w:semiHidden="1" w:uiPriority="9" w:unhideWhenUsed="1" w:qFormat="1"/>
+    <w:lsdException w:name="heading 9" w:semiHidden="1" w:uiPriority="9" w:unhideWhenUsed="1" w:qFormat="1"/>
     <w:lsdException w:name="index 1" w:semiHidden="1" w:unhideWhenUsed="1"/>
     <w:lsdException w:name="index 2" w:semiHidden="1" w:unhideWhenUsed="1"/>
     <w:lsdException w:name="index 3" w:semiHidden="1" w:unhideWhenUsed="1"/>
@@ -823,22 +778,22 @@
     <w:lsdException w:name="index 7" w:semiHidden="1" w:unhideWhenUsed="1"/>
     <w:lsdException w:name="index 8" w:semiHidden="1" w:unhideWhenUsed="1"/>
     <w:lsdException w:name="index 9" w:semiHidden="1" w:unhideWhenUsed="1"/>
-    <w:lsdException w:name="toc 1" w:uiPriority="39" w:semiHidden="1" w:unhideWhenUsed="1"/>
-    <w:lsdException w:name="toc 2" w:uiPriority="39" w:semiHidden="1" w:unhideWhenUsed="1"/>
-    <w:lsdException w:name="toc 3" w:uiPriority="39" w:semiHidden="1" w:unhideWhenUsed="1"/>
-    <w:lsdException w:name="toc 4" w:uiPriority="39" w:semiHidden="1" w:unhideWhenUsed="1"/>
-    <w:lsdException w:name="toc 5" w:uiPriority="39" w:semiHidden="1" w:unhideWhenUsed="1"/>
-    <w:lsdException w:name="toc 6" w:uiPriority="39" w:semiHidden="1" w:unhideWhenUsed="1"/>
-    <w:lsdException w:name="toc 7" w:uiPriority="39" w:semiHidden="1" w:unhideWhenUsed="1"/>
-    <w:lsdException w:name="toc 8" w:uiPriority="39" w:semiHidden="1" w:unhideWhenUsed="1"/>
-    <w:lsdException w:name="toc 9" w:uiPriority="39" w:semiHidden="1" w:unhideWhenUsed="1"/>
+    <w:lsdException w:name="toc 1" w:semiHidden="1" w:uiPriority="39" w:unhideWhenUsed="1"/>
+    <w:lsdException w:name="toc 2" w:semiHidden="1" w:uiPriority="39" w:unhideWhenUsed="1"/>
+    <w:lsdException w:name="toc 3" w:semiHidden="1" w:uiPriority="39" w:unhideWhenUsed="1"/>
+    <w:lsdException w:name="toc 4" w:semiHidden="1" w:uiPriority="39" w:unhideWhenUsed="1"/>
+    <w:lsdException w:name="toc 5" w:semiHidden="1" w:uiPriority="39" w:unhideWhenUsed="1"/>
+    <w:lsdException w:name="toc 6" w:semiHidden="1" w:uiPriority="39" w:unhideWhenUsed="1"/>
+    <w:lsdException w:name="toc 7" w:semiHidden="1" w:uiPriority="39" w:unhideWhenUsed="1"/>
+    <w:lsdException w:name="toc 8" w:semiHidden="1" w:uiPriority="39" w:unhideWhenUsed="1"/>
+    <w:lsdException w:name="toc 9" w:semiHidden="1" w:uiPriority="39" w:unhideWhenUsed="1"/>
     <w:lsdException w:name="Normal Indent" w:semiHidden="1" w:unhideWhenUsed="1"/>
     <w:lsdException w:name="footnote text" w:semiHidden="1" w:unhideWhenUsed="1"/>
     <w:lsdException w:name="annotation text" w:semiHidden="1" w:unhideWhenUsed="1"/>
     <w:lsdException w:name="header" w:semiHidden="1" w:unhideWhenUsed="1"/>
     <w:lsdException w:name="footer" w:semiHidden="1" w:unhideWhenUsed="1"/>
     <w:lsdException w:name="index heading" w:semiHidden="1" w:unhideWhenUsed="1"/>
-    <w:lsdException w:name="caption" w:uiPriority="35" w:semiHidden="1" w:unhideWhenUsed="1" w:qFormat="1"/>
+    <w:lsdException w:name="caption" w:semiHidden="1" w:uiPriority="35" w:unhideWhenUsed="1" w:qFormat="1"/>
     <w:lsdException w:name="table of figures" w:semiHidden="1" w:unhideWhenUsed="1"/>
     <w:lsdException w:name="envelope address" w:semiHidden="1" w:unhideWhenUsed="1"/>
     <w:lsdException w:name="envelope return" w:semiHidden="1" w:unhideWhenUsed="1"/>
@@ -869,7 +824,7 @@
     <w:lsdException w:name="Title" w:uiPriority="10" w:qFormat="1"/>
     <w:lsdException w:name="Closing" w:semiHidden="1" w:unhideWhenUsed="1"/>
     <w:lsdException w:name="Signature" w:semiHidden="1" w:unhideWhenUsed="1"/>
-    <w:lsdException w:name="Default Paragraph Font" w:uiPriority="1" w:semiHidden="1" w:unhideWhenUsed="1"/>
+    <w:lsdException w:name="Default Paragraph Font" w:semiHidden="1" w:uiPriority="1" w:unhideWhenUsed="1"/>
     <w:lsdException w:name="Body Text" w:semiHidden="1" w:unhideWhenUsed="1"/>
     <w:lsdException w:name="Body Text Indent" w:semiHidden="1" w:unhideWhenUsed="1"/>
     <w:lsdException w:name="List Continue" w:semiHidden="1" w:unhideWhenUsed="1"/>
@@ -1069,8 +1024,8 @@
     <w:lsdException w:name="Subtle Reference" w:uiPriority="31" w:qFormat="1"/>
     <w:lsdException w:name="Intense Reference" w:uiPriority="32" w:qFormat="1"/>
     <w:lsdException w:name="Book Title" w:uiPriority="33" w:qFormat="1"/>
-    <w:lsdException w:name="Bibliography" w:uiPriority="37" w:semiHidden="1" w:unhideWhenUsed="1"/>
-    <w:lsdException w:name="TOC Heading" w:uiPriority="39" w:semiHidden="1" w:unhideWhenUsed="1" w:qFormat="1"/>
+    <w:lsdException w:name="Bibliography" w:semiHidden="1" w:uiPriority="37" w:unhideWhenUsed="1"/>
+    <w:lsdException w:name="TOC Heading" w:semiHidden="1" w:uiPriority="39" w:unhideWhenUsed="1" w:qFormat="1"/>
     <w:lsdException w:name="Plain Table 1" w:uiPriority="41"/>
     <w:lsdException w:name="Plain Table 2" w:uiPriority="42"/>
     <w:lsdException w:name="Plain Table 3" w:uiPriority="43"/>
@@ -1181,7 +1136,7 @@
     <w:lsdException w:name="Unresolved Mention" w:semiHidden="1" w:unhideWhenUsed="1"/>
     <w:lsdException w:name="Smart Link" w:semiHidden="1" w:unhideWhenUsed="1"/>
   </w:latentStyles>
-  <w:style w:type="paragraph" w:styleId="Normal" w:default="1">
+  <w:style w:type="paragraph" w:default="1" w:styleId="Normal">
     <w:name w:val="Normal"/>
     <w:qFormat/>
   </w:style>
@@ -1200,7 +1155,7 @@
       <w:outlineLvl w:val="0"/>
     </w:pPr>
     <w:rPr>
-      <w:rFonts w:asciiTheme="majorHAnsi" w:hAnsiTheme="majorHAnsi" w:eastAsiaTheme="majorEastAsia" w:cstheme="majorBidi"/>
+      <w:rFonts w:asciiTheme="majorHAnsi" w:eastAsiaTheme="majorEastAsia" w:hAnsiTheme="majorHAnsi" w:cstheme="majorBidi"/>
       <w:color w:val="0F4761" w:themeColor="accent1" w:themeShade="BF"/>
       <w:sz w:val="40"/>
       <w:szCs w:val="40"/>
@@ -1223,7 +1178,7 @@
       <w:outlineLvl w:val="1"/>
     </w:pPr>
     <w:rPr>
-      <w:rFonts w:asciiTheme="majorHAnsi" w:hAnsiTheme="majorHAnsi" w:eastAsiaTheme="majorEastAsia" w:cstheme="majorBidi"/>
+      <w:rFonts w:asciiTheme="majorHAnsi" w:eastAsiaTheme="majorEastAsia" w:hAnsiTheme="majorHAnsi" w:cstheme="majorBidi"/>
       <w:color w:val="0F4761" w:themeColor="accent1" w:themeShade="BF"/>
       <w:sz w:val="32"/>
       <w:szCs w:val="32"/>
@@ -1384,13 +1339,12 @@
       <w:color w:val="272727" w:themeColor="text1" w:themeTint="D8"/>
     </w:rPr>
   </w:style>
-  <w:style w:type="character" w:styleId="DefaultParagraphFont" w:default="1">
+  <w:style w:type="character" w:default="1" w:styleId="DefaultParagraphFont">
     <w:name w:val="Default Paragraph Font"/>
     <w:uiPriority w:val="1"/>
-    <w:semiHidden/>
     <w:unhideWhenUsed/>
   </w:style>
-  <w:style w:type="table" w:styleId="TableNormal" w:default="1">
+  <w:style w:type="table" w:default="1" w:styleId="TableNormal">
     <w:name w:val="Normal Table"/>
     <w:uiPriority w:val="99"/>
     <w:semiHidden/>
@@ -1405,26 +1359,26 @@
       </w:tblCellMar>
     </w:tblPr>
   </w:style>
-  <w:style w:type="numbering" w:styleId="NoList" w:default="1">
+  <w:style w:type="numbering" w:default="1" w:styleId="NoList">
     <w:name w:val="No List"/>
     <w:uiPriority w:val="99"/>
     <w:semiHidden/>
     <w:unhideWhenUsed/>
   </w:style>
-  <w:style w:type="character" w:styleId="Heading1Char" w:customStyle="1">
+  <w:style w:type="character" w:customStyle="1" w:styleId="Heading1Char">
     <w:name w:val="Heading 1 Char"/>
     <w:basedOn w:val="DefaultParagraphFont"/>
     <w:link w:val="Heading1"/>
     <w:uiPriority w:val="9"/>
     <w:rsid w:val="00CD56B4"/>
     <w:rPr>
-      <w:rFonts w:asciiTheme="majorHAnsi" w:hAnsiTheme="majorHAnsi" w:eastAsiaTheme="majorEastAsia" w:cstheme="majorBidi"/>
+      <w:rFonts w:asciiTheme="majorHAnsi" w:eastAsiaTheme="majorEastAsia" w:hAnsiTheme="majorHAnsi" w:cstheme="majorBidi"/>
       <w:color w:val="0F4761" w:themeColor="accent1" w:themeShade="BF"/>
       <w:sz w:val="40"/>
       <w:szCs w:val="40"/>
     </w:rPr>
   </w:style>
-  <w:style w:type="character" w:styleId="Heading2Char" w:customStyle="1">
+  <w:style w:type="character" w:customStyle="1" w:styleId="Heading2Char">
     <w:name w:val="Heading 2 Char"/>
     <w:basedOn w:val="DefaultParagraphFont"/>
     <w:link w:val="Heading2"/>
@@ -1432,13 +1386,13 @@
     <w:semiHidden/>
     <w:rsid w:val="00CD56B4"/>
     <w:rPr>
-      <w:rFonts w:asciiTheme="majorHAnsi" w:hAnsiTheme="majorHAnsi" w:eastAsiaTheme="majorEastAsia" w:cstheme="majorBidi"/>
+      <w:rFonts w:asciiTheme="majorHAnsi" w:eastAsiaTheme="majorEastAsia" w:hAnsiTheme="majorHAnsi" w:cstheme="majorBidi"/>
       <w:color w:val="0F4761" w:themeColor="accent1" w:themeShade="BF"/>
       <w:sz w:val="32"/>
       <w:szCs w:val="32"/>
     </w:rPr>
   </w:style>
-  <w:style w:type="character" w:styleId="Heading3Char" w:customStyle="1">
+  <w:style w:type="character" w:customStyle="1" w:styleId="Heading3Char">
     <w:name w:val="Heading 3 Char"/>
     <w:basedOn w:val="DefaultParagraphFont"/>
     <w:link w:val="Heading3"/>
@@ -1452,7 +1406,7 @@
       <w:szCs w:val="28"/>
     </w:rPr>
   </w:style>
-  <w:style w:type="character" w:styleId="Heading4Char" w:customStyle="1">
+  <w:style w:type="character" w:customStyle="1" w:styleId="Heading4Char">
     <w:name w:val="Heading 4 Char"/>
     <w:basedOn w:val="DefaultParagraphFont"/>
     <w:link w:val="Heading4"/>
@@ -1466,7 +1420,7 @@
       <w:color w:val="0F4761" w:themeColor="accent1" w:themeShade="BF"/>
     </w:rPr>
   </w:style>
-  <w:style w:type="character" w:styleId="Heading5Char" w:customStyle="1">
+  <w:style w:type="character" w:customStyle="1" w:styleId="Heading5Char">
     <w:name w:val="Heading 5 Char"/>
     <w:basedOn w:val="DefaultParagraphFont"/>
     <w:link w:val="Heading5"/>
@@ -1478,7 +1432,7 @@
       <w:color w:val="0F4761" w:themeColor="accent1" w:themeShade="BF"/>
     </w:rPr>
   </w:style>
-  <w:style w:type="character" w:styleId="Heading6Char" w:customStyle="1">
+  <w:style w:type="character" w:customStyle="1" w:styleId="Heading6Char">
     <w:name w:val="Heading 6 Char"/>
     <w:basedOn w:val="DefaultParagraphFont"/>
     <w:link w:val="Heading6"/>
@@ -1492,7 +1446,7 @@
       <w:color w:val="595959" w:themeColor="text1" w:themeTint="A6"/>
     </w:rPr>
   </w:style>
-  <w:style w:type="character" w:styleId="Heading7Char" w:customStyle="1">
+  <w:style w:type="character" w:customStyle="1" w:styleId="Heading7Char">
     <w:name w:val="Heading 7 Char"/>
     <w:basedOn w:val="DefaultParagraphFont"/>
     <w:link w:val="Heading7"/>
@@ -1504,7 +1458,7 @@
       <w:color w:val="595959" w:themeColor="text1" w:themeTint="A6"/>
     </w:rPr>
   </w:style>
-  <w:style w:type="character" w:styleId="Heading8Char" w:customStyle="1">
+  <w:style w:type="character" w:customStyle="1" w:styleId="Heading8Char">
     <w:name w:val="Heading 8 Char"/>
     <w:basedOn w:val="DefaultParagraphFont"/>
     <w:link w:val="Heading8"/>
@@ -1518,7 +1472,7 @@
       <w:color w:val="272727" w:themeColor="text1" w:themeTint="D8"/>
     </w:rPr>
   </w:style>
-  <w:style w:type="character" w:styleId="Heading9Char" w:customStyle="1">
+  <w:style w:type="character" w:customStyle="1" w:styleId="Heading9Char">
     <w:name w:val="Heading 9 Char"/>
     <w:basedOn w:val="DefaultParagraphFont"/>
     <w:link w:val="Heading9"/>
@@ -1543,21 +1497,21 @@
       <w:contextualSpacing/>
     </w:pPr>
     <w:rPr>
-      <w:rFonts w:asciiTheme="majorHAnsi" w:hAnsiTheme="majorHAnsi" w:eastAsiaTheme="majorEastAsia" w:cstheme="majorBidi"/>
+      <w:rFonts w:asciiTheme="majorHAnsi" w:eastAsiaTheme="majorEastAsia" w:hAnsiTheme="majorHAnsi" w:cstheme="majorBidi"/>
       <w:spacing w:val="-10"/>
       <w:kern w:val="28"/>
       <w:sz w:val="56"/>
       <w:szCs w:val="56"/>
     </w:rPr>
   </w:style>
-  <w:style w:type="character" w:styleId="TitleChar" w:customStyle="1">
+  <w:style w:type="character" w:customStyle="1" w:styleId="TitleChar">
     <w:name w:val="Title Char"/>
     <w:basedOn w:val="DefaultParagraphFont"/>
     <w:link w:val="Title"/>
     <w:uiPriority w:val="10"/>
     <w:rsid w:val="00CD56B4"/>
     <w:rPr>
-      <w:rFonts w:asciiTheme="majorHAnsi" w:hAnsiTheme="majorHAnsi" w:eastAsiaTheme="majorEastAsia" w:cstheme="majorBidi"/>
+      <w:rFonts w:asciiTheme="majorHAnsi" w:eastAsiaTheme="majorEastAsia" w:hAnsiTheme="majorHAnsi" w:cstheme="majorBidi"/>
       <w:spacing w:val="-10"/>
       <w:kern w:val="28"/>
       <w:sz w:val="56"/>
@@ -1585,7 +1539,7 @@
       <w:szCs w:val="28"/>
     </w:rPr>
   </w:style>
-  <w:style w:type="character" w:styleId="SubtitleChar" w:customStyle="1">
+  <w:style w:type="character" w:customStyle="1" w:styleId="SubtitleChar">
     <w:name w:val="Subtitle Char"/>
     <w:basedOn w:val="DefaultParagraphFont"/>
     <w:link w:val="Subtitle"/>
@@ -1617,7 +1571,7 @@
       <w:color w:val="404040" w:themeColor="text1" w:themeTint="BF"/>
     </w:rPr>
   </w:style>
-  <w:style w:type="character" w:styleId="QuoteChar" w:customStyle="1">
+  <w:style w:type="character" w:customStyle="1" w:styleId="QuoteChar">
     <w:name w:val="Quote Char"/>
     <w:basedOn w:val="DefaultParagraphFont"/>
     <w:link w:val="Quote"/>
@@ -1662,8 +1616,8 @@
     <w:rsid w:val="00CD56B4"/>
     <w:pPr>
       <w:pBdr>
-        <w:top w:val="single" w:color="0F4761" w:themeColor="accent1" w:themeShade="BF" w:sz="4" w:space="10"/>
-        <w:bottom w:val="single" w:color="0F4761" w:themeColor="accent1" w:themeShade="BF" w:sz="4" w:space="10"/>
+        <w:top w:val="single" w:sz="4" w:space="10" w:color="0F4761" w:themeColor="accent1" w:themeShade="BF"/>
+        <w:bottom w:val="single" w:sz="4" w:space="10" w:color="0F4761" w:themeColor="accent1" w:themeShade="BF"/>
       </w:pBdr>
       <w:spacing w:before="360" w:after="360"/>
       <w:ind w:left="864" w:right="864"/>
@@ -1675,7 +1629,7 @@
       <w:color w:val="0F4761" w:themeColor="accent1" w:themeShade="BF"/>
     </w:rPr>
   </w:style>
-  <w:style w:type="character" w:styleId="IntenseQuoteChar" w:customStyle="1">
+  <w:style w:type="character" w:customStyle="1" w:styleId="IntenseQuoteChar">
     <w:name w:val="Intense Quote Char"/>
     <w:basedOn w:val="DefaultParagraphFont"/>
     <w:link w:val="IntenseQuote"/>
@@ -1716,7 +1670,7 @@
       <w:spacing w:after="0" w:line="240" w:lineRule="auto"/>
     </w:pPr>
   </w:style>
-  <w:style w:type="character" w:styleId="HeaderChar" w:customStyle="1">
+  <w:style w:type="character" w:customStyle="1" w:styleId="HeaderChar">
     <w:name w:val="Header Char"/>
     <w:basedOn w:val="DefaultParagraphFont"/>
     <w:link w:val="Header"/>
@@ -1738,7 +1692,7 @@
       <w:spacing w:after="0" w:line="240" w:lineRule="auto"/>
     </w:pPr>
   </w:style>
-  <w:style w:type="character" w:styleId="FooterChar" w:customStyle="1">
+  <w:style w:type="character" w:customStyle="1" w:styleId="FooterChar">
     <w:name w:val="Footer Char"/>
     <w:basedOn w:val="DefaultParagraphFont"/>
     <w:link w:val="Footer"/>
@@ -1749,7 +1703,7 @@
 </file>
 
 <file path=word/theme/theme1.xml><?xml version="1.0" encoding="utf-8"?>
-<a:theme xmlns:a="http://schemas.openxmlformats.org/drawingml/2006/main" xmlns:thm15="http://schemas.microsoft.com/office/thememl/2012/main" name="Office Theme">
+<a:theme xmlns:a="http://schemas.openxmlformats.org/drawingml/2006/main" name="Office Theme">
   <a:themeElements>
     <a:clrScheme name="Office">
       <a:dk1>
